--- a/pr-preview/pr-93/Your-Book-Title-tracked-changes.docx
+++ b/pr-preview/pr-93/Your-Book-Title-tracked-changes.docx
@@ -2400,7 +2400,7 @@
       </w:ins>
       <w:ins w:id="20" w:author="PR Preview" w:date="2026-01-01T00:00:00Z">
         <w:r>
-          <w:t xml:space="preserve">e351f64</w:t>
+          <w:t xml:space="preserve">a5e4150</w:t>
         </w:r>
       </w:ins>
     </w:p>
@@ -2428,7 +2428,7 @@
       </w:ins>
       <w:ins w:id="23" w:author="PR Preview" w:date="2026-01-01T00:00:00Z">
         <w:r>
-          <w:t xml:space="preserve">e351f645d20486155aa16da0e36c54ccbf71832c</w:t>
+          <w:t xml:space="preserve">a5e41505914de61d5b46f28a7c61408b5590ff41</w:t>
         </w:r>
       </w:ins>
     </w:p>
@@ -2456,7 +2456,7 @@
       </w:ins>
       <w:ins w:id="26" w:author="PR Preview" w:date="2026-01-01T00:00:00Z">
         <w:r>
-          <w:t xml:space="preserve">2026-10-19 03:39:12 -0700</w:t>
+          <w:t xml:space="preserve">2026-10-19 10:52:19 +0000</w:t>
         </w:r>
       </w:ins>
     </w:p>
